--- a/conf/base_document/form_template/dg/3E-FPGA/标准依据文件.docx
+++ b/conf/base_document/form_template/dg/3E-FPGA/标准依据文件.docx
@@ -141,33 +141,55 @@
     </w:p>
     <w:p>
       <w:pPr>
-        <w:pStyle w:val="affff4"/>
+        <w:pStyle w:val="RC"/>
+        <w:adjustRightInd w:val="0"/>
         <w:rPr>
-          <w:rFonts w:hint="eastAsia"/>
+          <w:rFonts w:cs="Times New Roman"/>
         </w:rPr>
       </w:pPr>
       <w:r>
         <w:rPr>
-          <w:rFonts w:hint="eastAsia"/>
+          <w:rFonts w:cs="Times New Roman"/>
         </w:rPr>
-        <w:t>测评工作依据的管理文件如下表所示。</w:t>
+        <w:t>测评工作依据的</w:t>
+      </w:r>
+      <w:r>
+        <w:rPr>
+          <w:rFonts w:cs="Times New Roman" w:hint="eastAsia"/>
+        </w:rPr>
+        <w:t>管理</w:t>
+      </w:r>
+      <w:r>
+        <w:rPr>
+          <w:rFonts w:cs="Times New Roman"/>
+        </w:rPr>
+        <w:t>文件见</w:t>
+      </w:r>
+      <w:r>
+        <w:rPr>
+          <w:rFonts w:cs="Times New Roman" w:hint="eastAsia"/>
+        </w:rPr>
+        <w:t>下表</w:t>
+      </w:r>
+      <w:r>
+        <w:rPr>
+          <w:rFonts w:cs="Times New Roman"/>
+        </w:rPr>
+        <w:t>。</w:t>
       </w:r>
     </w:p>
     <w:p>
       <w:pPr>
-        <w:pStyle w:val="affff4"/>
-        <w:ind w:firstLineChars="0" w:firstLine="0"/>
+        <w:spacing w:line="360" w:lineRule="auto"/>
         <w:jc w:val="center"/>
         <w:rPr>
-          <w:rFonts w:ascii="黑体" w:eastAsia="黑体" w:hAnsi="黑体" w:hint="eastAsia"/>
-          <w:sz w:val="21"/>
+          <w:rFonts w:eastAsia="黑体"/>
           <w:szCs w:val="21"/>
         </w:rPr>
       </w:pPr>
       <w:r>
         <w:rPr>
-          <w:rFonts w:ascii="黑体" w:eastAsia="黑体" w:hAnsi="黑体" w:hint="eastAsia"/>
-          <w:sz w:val="21"/>
+          <w:rFonts w:eastAsia="黑体"/>
           <w:szCs w:val="21"/>
         </w:rPr>
         <w:t>表</w:t>
@@ -175,7 +197,6 @@
       <w:r>
         <w:rPr>
           <w:rFonts w:eastAsia="黑体"/>
-          <w:sz w:val="21"/>
           <w:szCs w:val="21"/>
         </w:rPr>
         <w:fldChar w:fldCharType="begin"/>
@@ -183,7 +204,6 @@
       <w:r>
         <w:rPr>
           <w:rFonts w:eastAsia="黑体"/>
-          <w:sz w:val="21"/>
           <w:szCs w:val="21"/>
         </w:rPr>
         <w:instrText xml:space="preserve"> STYLEREF 1 \s </w:instrText>
@@ -191,16 +211,14 @@
       <w:r>
         <w:rPr>
           <w:rFonts w:eastAsia="黑体"/>
-          <w:sz w:val="21"/>
           <w:szCs w:val="21"/>
         </w:rPr>
         <w:fldChar w:fldCharType="separate"/>
       </w:r>
       <w:r>
         <w:rPr>
-          <w:rFonts w:eastAsia="黑体" w:hint="eastAsia"/>
+          <w:rFonts w:eastAsia="黑体"/>
           <w:noProof/>
-          <w:sz w:val="21"/>
           <w:szCs w:val="21"/>
         </w:rPr>
         <w:t>1</w:t>
@@ -208,7 +226,6 @@
       <w:r>
         <w:rPr>
           <w:rFonts w:eastAsia="黑体"/>
-          <w:sz w:val="21"/>
           <w:szCs w:val="21"/>
         </w:rPr>
         <w:fldChar w:fldCharType="end"/>
@@ -216,7 +233,6 @@
       <w:r>
         <w:rPr>
           <w:rFonts w:eastAsia="黑体"/>
-          <w:sz w:val="21"/>
           <w:szCs w:val="21"/>
         </w:rPr>
         <w:noBreakHyphen/>
@@ -224,7 +240,6 @@
       <w:r>
         <w:rPr>
           <w:rFonts w:eastAsia="黑体"/>
-          <w:sz w:val="21"/>
           <w:szCs w:val="21"/>
         </w:rPr>
         <w:fldChar w:fldCharType="begin"/>
@@ -232,7 +247,6 @@
       <w:r>
         <w:rPr>
           <w:rFonts w:eastAsia="黑体"/>
-          <w:sz w:val="21"/>
           <w:szCs w:val="21"/>
         </w:rPr>
         <w:instrText xml:space="preserve"> SEQ </w:instrText>
@@ -240,7 +254,6 @@
       <w:r>
         <w:rPr>
           <w:rFonts w:eastAsia="黑体"/>
-          <w:sz w:val="21"/>
           <w:szCs w:val="21"/>
         </w:rPr>
         <w:instrText>表</w:instrText>
@@ -248,7 +261,6 @@
       <w:r>
         <w:rPr>
           <w:rFonts w:eastAsia="黑体"/>
-          <w:sz w:val="21"/>
           <w:szCs w:val="21"/>
         </w:rPr>
         <w:instrText xml:space="preserve"> \* ARABIC \s 1 </w:instrText>
@@ -256,16 +268,14 @@
       <w:r>
         <w:rPr>
           <w:rFonts w:eastAsia="黑体"/>
-          <w:sz w:val="21"/>
           <w:szCs w:val="21"/>
         </w:rPr>
         <w:fldChar w:fldCharType="separate"/>
       </w:r>
       <w:r>
         <w:rPr>
-          <w:rFonts w:eastAsia="黑体" w:hint="eastAsia"/>
+          <w:rFonts w:eastAsia="黑体"/>
           <w:noProof/>
-          <w:sz w:val="21"/>
           <w:szCs w:val="21"/>
         </w:rPr>
         <w:t>1</w:t>
@@ -273,15 +283,13 @@
       <w:r>
         <w:rPr>
           <w:rFonts w:eastAsia="黑体"/>
-          <w:sz w:val="21"/>
           <w:szCs w:val="21"/>
         </w:rPr>
         <w:fldChar w:fldCharType="end"/>
       </w:r>
       <w:r>
         <w:rPr>
-          <w:rFonts w:ascii="黑体" w:eastAsia="黑体" w:hAnsi="黑体" w:hint="eastAsia"/>
-          <w:sz w:val="21"/>
+          <w:rFonts w:eastAsia="黑体" w:hint="eastAsia"/>
           <w:szCs w:val="21"/>
         </w:rPr>
         <w:t>依据的管理文件</w:t>
@@ -289,37 +297,42 @@
     </w:p>
     <w:tbl>
       <w:tblPr>
-        <w:tblStyle w:val="RC0"/>
         <w:tblW w:w="5000" w:type="pct"/>
-        <w:tblCellMar>
-          <w:top w:w="57" w:type="dxa"/>
-          <w:bottom w:w="57" w:type="dxa"/>
-        </w:tblCellMar>
-        <w:tblLook w:val="01E0" w:firstRow="1" w:lastRow="1" w:firstColumn="1" w:lastColumn="1" w:noHBand="0" w:noVBand="0"/>
+        <w:tblBorders>
+          <w:top w:val="single" w:sz="12" w:space="0" w:color="auto"/>
+          <w:left w:val="single" w:sz="12" w:space="0" w:color="auto"/>
+          <w:bottom w:val="single" w:sz="12" w:space="0" w:color="auto"/>
+          <w:right w:val="single" w:sz="12" w:space="0" w:color="auto"/>
+          <w:insideH w:val="single" w:sz="6" w:space="0" w:color="auto"/>
+          <w:insideV w:val="single" w:sz="6" w:space="0" w:color="auto"/>
+        </w:tblBorders>
+        <w:tblLook w:val="0000" w:firstRow="0" w:lastRow="0" w:firstColumn="0" w:lastColumn="0" w:noHBand="0" w:noVBand="0"/>
       </w:tblPr>
       <w:tblGrid>
-        <w:gridCol w:w="760"/>
-        <w:gridCol w:w="1777"/>
-        <w:gridCol w:w="3077"/>
-        <w:gridCol w:w="1242"/>
-        <w:gridCol w:w="2184"/>
+        <w:gridCol w:w="427"/>
+        <w:gridCol w:w="1826"/>
+        <w:gridCol w:w="3544"/>
+        <w:gridCol w:w="1135"/>
+        <w:gridCol w:w="2108"/>
       </w:tblGrid>
       <w:tr>
         <w:trPr>
-          <w:trHeight w:val="454"/>
+          <w:trHeight w:val="340"/>
         </w:trPr>
         <w:tc>
           <w:tcPr>
-            <w:tcW w:w="420" w:type="pct"/>
+            <w:tcW w:w="236" w:type="pct"/>
+            <w:vAlign w:val="center"/>
           </w:tcPr>
           <w:p>
             <w:pPr>
-              <w:wordWrap w:val="0"/>
-              <w:adjustRightInd w:val="0"/>
-              <w:spacing w:line="240" w:lineRule="auto"/>
+              <w:tabs>
+                <w:tab w:val="left" w:pos="6706"/>
+              </w:tabs>
               <w:jc w:val="center"/>
               <w:rPr>
                 <w:rFonts w:eastAsia="黑体"/>
+                <w:szCs w:val="21"/>
               </w:rPr>
             </w:pPr>
             <w:r>
@@ -333,17 +346,18 @@
         </w:tc>
         <w:tc>
           <w:tcPr>
-            <w:tcW w:w="983" w:type="pct"/>
-            <w:hideMark/>
+            <w:tcW w:w="1010" w:type="pct"/>
+            <w:vAlign w:val="center"/>
           </w:tcPr>
           <w:p>
             <w:pPr>
-              <w:wordWrap w:val="0"/>
-              <w:adjustRightInd w:val="0"/>
-              <w:spacing w:line="240" w:lineRule="auto"/>
+              <w:tabs>
+                <w:tab w:val="left" w:pos="6706"/>
+              </w:tabs>
               <w:jc w:val="center"/>
               <w:rPr>
                 <w:rFonts w:eastAsia="黑体"/>
+                <w:szCs w:val="21"/>
               </w:rPr>
             </w:pPr>
             <w:r>
@@ -356,17 +370,18 @@
         </w:tc>
         <w:tc>
           <w:tcPr>
-            <w:tcW w:w="1702" w:type="pct"/>
-            <w:hideMark/>
+            <w:tcW w:w="1960" w:type="pct"/>
+            <w:vAlign w:val="center"/>
           </w:tcPr>
           <w:p>
             <w:pPr>
-              <w:wordWrap w:val="0"/>
-              <w:adjustRightInd w:val="0"/>
-              <w:spacing w:line="240" w:lineRule="auto"/>
+              <w:tabs>
+                <w:tab w:val="left" w:pos="6706"/>
+              </w:tabs>
               <w:jc w:val="center"/>
               <w:rPr>
                 <w:rFonts w:eastAsia="黑体"/>
+                <w:szCs w:val="21"/>
               </w:rPr>
             </w:pPr>
             <w:r>
@@ -391,17 +406,18 @@
         </w:tc>
         <w:tc>
           <w:tcPr>
-            <w:tcW w:w="687" w:type="pct"/>
-            <w:hideMark/>
+            <w:tcW w:w="628" w:type="pct"/>
+            <w:vAlign w:val="center"/>
           </w:tcPr>
           <w:p>
             <w:pPr>
-              <w:wordWrap w:val="0"/>
-              <w:adjustRightInd w:val="0"/>
-              <w:spacing w:line="240" w:lineRule="auto"/>
+              <w:tabs>
+                <w:tab w:val="left" w:pos="6706"/>
+              </w:tabs>
               <w:jc w:val="center"/>
               <w:rPr>
                 <w:rFonts w:eastAsia="黑体"/>
+                <w:szCs w:val="21"/>
               </w:rPr>
             </w:pPr>
             <w:r>
@@ -414,17 +430,18 @@
         </w:tc>
         <w:tc>
           <w:tcPr>
-            <w:tcW w:w="1208" w:type="pct"/>
-            <w:hideMark/>
+            <w:tcW w:w="1166" w:type="pct"/>
+            <w:vAlign w:val="center"/>
           </w:tcPr>
           <w:p>
             <w:pPr>
-              <w:wordWrap w:val="0"/>
-              <w:adjustRightInd w:val="0"/>
-              <w:spacing w:line="240" w:lineRule="auto"/>
+              <w:tabs>
+                <w:tab w:val="left" w:pos="6706"/>
+              </w:tabs>
               <w:jc w:val="center"/>
               <w:rPr>
                 <w:rFonts w:eastAsia="黑体"/>
+                <w:szCs w:val="21"/>
               </w:rPr>
             </w:pPr>
             <w:r>
@@ -438,11 +455,12 @@
       </w:tr>
       <w:tr>
         <w:trPr>
-          <w:trHeight w:val="454"/>
+          <w:trHeight w:val="340"/>
         </w:trPr>
         <w:tc>
           <w:tcPr>
-            <w:tcW w:w="420" w:type="pct"/>
+            <w:tcW w:w="236" w:type="pct"/>
+            <w:vAlign w:val="center"/>
           </w:tcPr>
           <w:p>
             <w:pPr>
@@ -454,22 +472,25 @@
               <w:wordWrap w:val="0"/>
               <w:adjustRightInd w:val="0"/>
               <w:snapToGrid w:val="0"/>
-              <w:spacing w:line="240" w:lineRule="auto"/>
               <w:ind w:firstLineChars="0"/>
               <w:jc w:val="center"/>
+              <w:rPr>
+                <w:szCs w:val="21"/>
+              </w:rPr>
             </w:pPr>
           </w:p>
         </w:tc>
         <w:tc>
           <w:tcPr>
-            <w:tcW w:w="983" w:type="pct"/>
+            <w:tcW w:w="1010" w:type="pct"/>
+            <w:vAlign w:val="center"/>
           </w:tcPr>
           <w:p>
             <w:pPr>
               <w:wordWrap w:val="0"/>
-              <w:adjustRightInd w:val="0"/>
-              <w:snapToGrid w:val="0"/>
-              <w:spacing w:line="240" w:lineRule="auto"/>
+              <w:rPr>
+                <w:szCs w:val="21"/>
+              </w:rPr>
             </w:pPr>
             <w:r>
               <w:rPr>
@@ -505,14 +526,14 @@
         </w:tc>
         <w:tc>
           <w:tcPr>
-            <w:tcW w:w="1702" w:type="pct"/>
+            <w:tcW w:w="1960" w:type="pct"/>
+            <w:vAlign w:val="center"/>
           </w:tcPr>
           <w:p>
             <w:pPr>
-              <w:wordWrap w:val="0"/>
-              <w:adjustRightInd w:val="0"/>
-              <w:snapToGrid w:val="0"/>
-              <w:spacing w:line="240" w:lineRule="auto"/>
+              <w:rPr>
+                <w:szCs w:val="21"/>
+              </w:rPr>
             </w:pPr>
             <w:r>
               <w:rPr>
@@ -524,14 +545,14 @@
         </w:tc>
         <w:tc>
           <w:tcPr>
-            <w:tcW w:w="687" w:type="pct"/>
+            <w:tcW w:w="628" w:type="pct"/>
+            <w:vAlign w:val="center"/>
           </w:tcPr>
           <w:p>
             <w:pPr>
-              <w:wordWrap w:val="0"/>
-              <w:adjustRightInd w:val="0"/>
-              <w:snapToGrid w:val="0"/>
-              <w:spacing w:line="240" w:lineRule="auto"/>
+              <w:rPr>
+                <w:szCs w:val="21"/>
+              </w:rPr>
             </w:pPr>
             <w:r>
               <w:rPr>
@@ -543,14 +564,14 @@
         </w:tc>
         <w:tc>
           <w:tcPr>
-            <w:tcW w:w="1208" w:type="pct"/>
+            <w:tcW w:w="1166" w:type="pct"/>
+            <w:vAlign w:val="center"/>
           </w:tcPr>
           <w:p>
             <w:pPr>
-              <w:wordWrap w:val="0"/>
-              <w:adjustRightInd w:val="0"/>
-              <w:snapToGrid w:val="0"/>
-              <w:spacing w:line="240" w:lineRule="auto"/>
+              <w:rPr>
+                <w:szCs w:val="24"/>
+              </w:rPr>
             </w:pPr>
             <w:r>
               <w:rPr>
@@ -563,11 +584,12 @@
       </w:tr>
       <w:tr>
         <w:trPr>
-          <w:trHeight w:val="454"/>
+          <w:trHeight w:val="340"/>
         </w:trPr>
         <w:tc>
           <w:tcPr>
-            <w:tcW w:w="420" w:type="pct"/>
+            <w:tcW w:w="236" w:type="pct"/>
+            <w:vAlign w:val="center"/>
           </w:tcPr>
           <w:p>
             <w:pPr>
@@ -579,22 +601,25 @@
               <w:wordWrap w:val="0"/>
               <w:adjustRightInd w:val="0"/>
               <w:snapToGrid w:val="0"/>
-              <w:spacing w:line="240" w:lineRule="auto"/>
               <w:ind w:firstLineChars="0"/>
               <w:jc w:val="center"/>
+              <w:rPr>
+                <w:szCs w:val="21"/>
+              </w:rPr>
             </w:pPr>
           </w:p>
         </w:tc>
         <w:tc>
           <w:tcPr>
-            <w:tcW w:w="983" w:type="pct"/>
+            <w:tcW w:w="1010" w:type="pct"/>
+            <w:vAlign w:val="center"/>
           </w:tcPr>
           <w:p>
             <w:pPr>
               <w:wordWrap w:val="0"/>
-              <w:adjustRightInd w:val="0"/>
-              <w:snapToGrid w:val="0"/>
-              <w:spacing w:line="240" w:lineRule="auto"/>
+              <w:rPr>
+                <w:szCs w:val="21"/>
+              </w:rPr>
             </w:pPr>
             <w:r>
               <w:t>TE-BTCG-002-2021</w:t>
@@ -603,14 +628,14 @@
         </w:tc>
         <w:tc>
           <w:tcPr>
-            <w:tcW w:w="1702" w:type="pct"/>
+            <w:tcW w:w="1960" w:type="pct"/>
+            <w:vAlign w:val="center"/>
           </w:tcPr>
           <w:p>
             <w:pPr>
-              <w:wordWrap w:val="0"/>
-              <w:adjustRightInd w:val="0"/>
-              <w:snapToGrid w:val="0"/>
-              <w:spacing w:line="240" w:lineRule="auto"/>
+              <w:rPr>
+                <w:szCs w:val="21"/>
+              </w:rPr>
             </w:pPr>
             <w:r>
               <w:t>军用软件试验鉴定通用要求</w:t>
@@ -619,14 +644,14 @@
         </w:tc>
         <w:tc>
           <w:tcPr>
-            <w:tcW w:w="687" w:type="pct"/>
+            <w:tcW w:w="628" w:type="pct"/>
+            <w:vAlign w:val="center"/>
           </w:tcPr>
           <w:p>
             <w:pPr>
-              <w:wordWrap w:val="0"/>
-              <w:adjustRightInd w:val="0"/>
-              <w:snapToGrid w:val="0"/>
-              <w:spacing w:line="240" w:lineRule="auto"/>
+              <w:rPr>
+                <w:szCs w:val="21"/>
+              </w:rPr>
             </w:pPr>
             <w:r>
               <w:t>2021-09</w:t>
@@ -635,14 +660,14 @@
         </w:tc>
         <w:tc>
           <w:tcPr>
-            <w:tcW w:w="1208" w:type="pct"/>
+            <w:tcW w:w="1166" w:type="pct"/>
+            <w:vAlign w:val="center"/>
           </w:tcPr>
           <w:p>
             <w:pPr>
-              <w:wordWrap w:val="0"/>
-              <w:adjustRightInd w:val="0"/>
-              <w:snapToGrid w:val="0"/>
-              <w:spacing w:line="240" w:lineRule="auto"/>
+              <w:rPr>
+                <w:szCs w:val="21"/>
+              </w:rPr>
             </w:pPr>
             <w:r>
               <w:t>中央军委装备发展部</w:t>
@@ -652,11 +677,12 @@
       </w:tr>
       <w:tr>
         <w:trPr>
-          <w:trHeight w:val="454"/>
+          <w:trHeight w:val="340"/>
         </w:trPr>
         <w:tc>
           <w:tcPr>
-            <w:tcW w:w="420" w:type="pct"/>
+            <w:tcW w:w="236" w:type="pct"/>
+            <w:vAlign w:val="center"/>
           </w:tcPr>
           <w:p>
             <w:pPr>
@@ -668,22 +694,22 @@
               <w:wordWrap w:val="0"/>
               <w:adjustRightInd w:val="0"/>
               <w:snapToGrid w:val="0"/>
-              <w:spacing w:line="240" w:lineRule="auto"/>
               <w:ind w:firstLineChars="0"/>
               <w:jc w:val="center"/>
+              <w:rPr>
+                <w:szCs w:val="21"/>
+              </w:rPr>
             </w:pPr>
           </w:p>
         </w:tc>
         <w:tc>
           <w:tcPr>
-            <w:tcW w:w="983" w:type="pct"/>
+            <w:tcW w:w="1010" w:type="pct"/>
+            <w:vAlign w:val="center"/>
           </w:tcPr>
           <w:p>
             <w:pPr>
               <w:wordWrap w:val="0"/>
-              <w:adjustRightInd w:val="0"/>
-              <w:snapToGrid w:val="0"/>
-              <w:spacing w:line="240" w:lineRule="auto"/>
             </w:pPr>
             <w:r>
               <w:t>TE-BTCG-003-2021</w:t>
@@ -692,15 +718,10 @@
         </w:tc>
         <w:tc>
           <w:tcPr>
-            <w:tcW w:w="1702" w:type="pct"/>
+            <w:tcW w:w="1960" w:type="pct"/>
+            <w:vAlign w:val="center"/>
           </w:tcPr>
           <w:p>
-            <w:pPr>
-              <w:wordWrap w:val="0"/>
-              <w:adjustRightInd w:val="0"/>
-              <w:snapToGrid w:val="0"/>
-              <w:spacing w:line="240" w:lineRule="auto"/>
-            </w:pPr>
             <w:r>
               <w:t>军用软件测试指南</w:t>
             </w:r>
@@ -708,15 +729,10 @@
         </w:tc>
         <w:tc>
           <w:tcPr>
-            <w:tcW w:w="687" w:type="pct"/>
+            <w:tcW w:w="628" w:type="pct"/>
+            <w:vAlign w:val="center"/>
           </w:tcPr>
           <w:p>
-            <w:pPr>
-              <w:wordWrap w:val="0"/>
-              <w:adjustRightInd w:val="0"/>
-              <w:snapToGrid w:val="0"/>
-              <w:spacing w:line="240" w:lineRule="auto"/>
-            </w:pPr>
             <w:r>
               <w:t>2021-09</w:t>
             </w:r>
@@ -724,15 +740,10 @@
         </w:tc>
         <w:tc>
           <w:tcPr>
-            <w:tcW w:w="1208" w:type="pct"/>
+            <w:tcW w:w="1166" w:type="pct"/>
+            <w:vAlign w:val="center"/>
           </w:tcPr>
           <w:p>
-            <w:pPr>
-              <w:wordWrap w:val="0"/>
-              <w:adjustRightInd w:val="0"/>
-              <w:snapToGrid w:val="0"/>
-              <w:spacing w:line="240" w:lineRule="auto"/>
-            </w:pPr>
             <w:r>
               <w:t>中央军委装备发展部</w:t>
             </w:r>
@@ -741,11 +752,12 @@
       </w:tr>
       <w:tr>
         <w:trPr>
-          <w:trHeight w:val="454"/>
+          <w:trHeight w:val="340"/>
         </w:trPr>
         <w:tc>
           <w:tcPr>
-            <w:tcW w:w="420" w:type="pct"/>
+            <w:tcW w:w="236" w:type="pct"/>
+            <w:vAlign w:val="center"/>
           </w:tcPr>
           <w:p>
             <w:pPr>
@@ -757,22 +769,22 @@
               <w:wordWrap w:val="0"/>
               <w:adjustRightInd w:val="0"/>
               <w:snapToGrid w:val="0"/>
-              <w:spacing w:line="240" w:lineRule="auto"/>
               <w:ind w:firstLineChars="0"/>
               <w:jc w:val="center"/>
+              <w:rPr>
+                <w:szCs w:val="21"/>
+              </w:rPr>
             </w:pPr>
           </w:p>
         </w:tc>
         <w:tc>
           <w:tcPr>
-            <w:tcW w:w="983" w:type="pct"/>
+            <w:tcW w:w="1010" w:type="pct"/>
+            <w:vAlign w:val="center"/>
           </w:tcPr>
           <w:p>
             <w:pPr>
               <w:wordWrap w:val="0"/>
-              <w:adjustRightInd w:val="0"/>
-              <w:snapToGrid w:val="0"/>
-              <w:spacing w:line="240" w:lineRule="auto"/>
             </w:pPr>
             <w:r>
               <w:t>TE-BTCG-004-2021</w:t>
@@ -781,15 +793,10 @@
         </w:tc>
         <w:tc>
           <w:tcPr>
-            <w:tcW w:w="1702" w:type="pct"/>
+            <w:tcW w:w="1960" w:type="pct"/>
+            <w:vAlign w:val="center"/>
           </w:tcPr>
           <w:p>
-            <w:pPr>
-              <w:wordWrap w:val="0"/>
-              <w:adjustRightInd w:val="0"/>
-              <w:snapToGrid w:val="0"/>
-              <w:spacing w:line="240" w:lineRule="auto"/>
-            </w:pPr>
             <w:r>
               <w:t>军用软件鉴定测评指南</w:t>
             </w:r>
@@ -797,15 +804,10 @@
         </w:tc>
         <w:tc>
           <w:tcPr>
-            <w:tcW w:w="687" w:type="pct"/>
+            <w:tcW w:w="628" w:type="pct"/>
+            <w:vAlign w:val="center"/>
           </w:tcPr>
           <w:p>
-            <w:pPr>
-              <w:wordWrap w:val="0"/>
-              <w:adjustRightInd w:val="0"/>
-              <w:snapToGrid w:val="0"/>
-              <w:spacing w:line="240" w:lineRule="auto"/>
-            </w:pPr>
             <w:r>
               <w:t>2021-09</w:t>
             </w:r>
@@ -813,15 +815,10 @@
         </w:tc>
         <w:tc>
           <w:tcPr>
-            <w:tcW w:w="1208" w:type="pct"/>
+            <w:tcW w:w="1166" w:type="pct"/>
+            <w:vAlign w:val="center"/>
           </w:tcPr>
           <w:p>
-            <w:pPr>
-              <w:wordWrap w:val="0"/>
-              <w:adjustRightInd w:val="0"/>
-              <w:snapToGrid w:val="0"/>
-              <w:spacing w:line="240" w:lineRule="auto"/>
-            </w:pPr>
             <w:r>
               <w:t>中央军委装备发展部</w:t>
             </w:r>
@@ -830,11 +827,12 @@
       </w:tr>
       <w:tr>
         <w:trPr>
-          <w:trHeight w:val="454"/>
+          <w:trHeight w:val="340"/>
         </w:trPr>
         <w:tc>
           <w:tcPr>
-            <w:tcW w:w="420" w:type="pct"/>
+            <w:tcW w:w="236" w:type="pct"/>
+            <w:vAlign w:val="center"/>
           </w:tcPr>
           <w:p>
             <w:pPr>
@@ -846,22 +844,22 @@
               <w:wordWrap w:val="0"/>
               <w:adjustRightInd w:val="0"/>
               <w:snapToGrid w:val="0"/>
-              <w:spacing w:line="240" w:lineRule="auto"/>
               <w:ind w:firstLineChars="0"/>
               <w:jc w:val="center"/>
+              <w:rPr>
+                <w:szCs w:val="21"/>
+              </w:rPr>
             </w:pPr>
           </w:p>
         </w:tc>
         <w:tc>
           <w:tcPr>
-            <w:tcW w:w="983" w:type="pct"/>
+            <w:tcW w:w="1010" w:type="pct"/>
+            <w:vAlign w:val="center"/>
           </w:tcPr>
           <w:p>
             <w:pPr>
               <w:wordWrap w:val="0"/>
-              <w:adjustRightInd w:val="0"/>
-              <w:snapToGrid w:val="0"/>
-              <w:spacing w:line="240" w:lineRule="auto"/>
             </w:pPr>
             <w:r>
               <w:t>TE-BTCG-007-2021</w:t>
@@ -870,15 +868,10 @@
         </w:tc>
         <w:tc>
           <w:tcPr>
-            <w:tcW w:w="1702" w:type="pct"/>
+            <w:tcW w:w="1960" w:type="pct"/>
+            <w:vAlign w:val="center"/>
           </w:tcPr>
           <w:p>
-            <w:pPr>
-              <w:wordWrap w:val="0"/>
-              <w:adjustRightInd w:val="0"/>
-              <w:snapToGrid w:val="0"/>
-              <w:spacing w:line="240" w:lineRule="auto"/>
-            </w:pPr>
             <w:r>
               <w:t>军用软件鉴定测评大纲和报告</w:t>
             </w:r>
@@ -886,15 +879,10 @@
         </w:tc>
         <w:tc>
           <w:tcPr>
-            <w:tcW w:w="687" w:type="pct"/>
+            <w:tcW w:w="628" w:type="pct"/>
+            <w:vAlign w:val="center"/>
           </w:tcPr>
           <w:p>
-            <w:pPr>
-              <w:wordWrap w:val="0"/>
-              <w:adjustRightInd w:val="0"/>
-              <w:snapToGrid w:val="0"/>
-              <w:spacing w:line="240" w:lineRule="auto"/>
-            </w:pPr>
             <w:r>
               <w:t>2021-09</w:t>
             </w:r>
@@ -902,15 +890,10 @@
         </w:tc>
         <w:tc>
           <w:tcPr>
-            <w:tcW w:w="1208" w:type="pct"/>
+            <w:tcW w:w="1166" w:type="pct"/>
+            <w:vAlign w:val="center"/>
           </w:tcPr>
           <w:p>
-            <w:pPr>
-              <w:wordWrap w:val="0"/>
-              <w:adjustRightInd w:val="0"/>
-              <w:snapToGrid w:val="0"/>
-              <w:spacing w:line="240" w:lineRule="auto"/>
-            </w:pPr>
             <w:r>
               <w:t>中央军委装备发展部</w:t>
             </w:r>
@@ -919,11 +902,12 @@
       </w:tr>
       <w:tr>
         <w:trPr>
-          <w:trHeight w:val="454"/>
+          <w:trHeight w:val="340"/>
         </w:trPr>
         <w:tc>
           <w:tcPr>
-            <w:tcW w:w="420" w:type="pct"/>
+            <w:tcW w:w="236" w:type="pct"/>
+            <w:vAlign w:val="center"/>
           </w:tcPr>
           <w:p>
             <w:pPr>
@@ -935,23 +919,22 @@
               <w:wordWrap w:val="0"/>
               <w:adjustRightInd w:val="0"/>
               <w:snapToGrid w:val="0"/>
-              <w:spacing w:line="240" w:lineRule="auto"/>
               <w:ind w:firstLineChars="0"/>
               <w:jc w:val="center"/>
+              <w:rPr>
+                <w:szCs w:val="21"/>
+              </w:rPr>
             </w:pPr>
           </w:p>
         </w:tc>
         <w:tc>
           <w:tcPr>
-            <w:tcW w:w="983" w:type="pct"/>
+            <w:tcW w:w="1010" w:type="pct"/>
+            <w:vAlign w:val="center"/>
           </w:tcPr>
           <w:p>
             <w:pPr>
               <w:wordWrap w:val="0"/>
-              <w:spacing w:line="240" w:lineRule="auto"/>
-              <w:rPr>
-                <w:szCs w:val="21"/>
-              </w:rPr>
             </w:pPr>
             <w:r>
               <w:rPr>
@@ -964,16 +947,10 @@
         </w:tc>
         <w:tc>
           <w:tcPr>
-            <w:tcW w:w="1702" w:type="pct"/>
+            <w:tcW w:w="1960" w:type="pct"/>
+            <w:vAlign w:val="center"/>
           </w:tcPr>
           <w:p>
-            <w:pPr>
-              <w:wordWrap w:val="0"/>
-              <w:spacing w:line="240" w:lineRule="auto"/>
-              <w:rPr>
-                <w:szCs w:val="21"/>
-              </w:rPr>
-            </w:pPr>
             <w:r>
               <w:rPr>
                 <w:szCs w:val="21"/>
@@ -985,16 +962,10 @@
         </w:tc>
         <w:tc>
           <w:tcPr>
-            <w:tcW w:w="687" w:type="pct"/>
+            <w:tcW w:w="628" w:type="pct"/>
+            <w:vAlign w:val="center"/>
           </w:tcPr>
           <w:p>
-            <w:pPr>
-              <w:wordWrap w:val="0"/>
-              <w:spacing w:line="240" w:lineRule="auto"/>
-              <w:rPr>
-                <w:szCs w:val="21"/>
-              </w:rPr>
-            </w:pPr>
             <w:r>
               <w:rPr>
                 <w:szCs w:val="21"/>
@@ -1005,16 +976,10 @@
         </w:tc>
         <w:tc>
           <w:tcPr>
-            <w:tcW w:w="1208" w:type="pct"/>
+            <w:tcW w:w="1166" w:type="pct"/>
+            <w:vAlign w:val="center"/>
           </w:tcPr>
           <w:p>
-            <w:pPr>
-              <w:wordWrap w:val="0"/>
-              <w:spacing w:line="240" w:lineRule="auto"/>
-              <w:rPr>
-                <w:szCs w:val="21"/>
-              </w:rPr>
-            </w:pPr>
             <w:r>
               <w:rPr>
                 <w:szCs w:val="21"/>
@@ -1026,11 +991,12 @@
       </w:tr>
       <w:tr>
         <w:trPr>
-          <w:trHeight w:val="645"/>
+          <w:trHeight w:val="340"/>
         </w:trPr>
         <w:tc>
           <w:tcPr>
-            <w:tcW w:w="420" w:type="pct"/>
+            <w:tcW w:w="236" w:type="pct"/>
+            <w:vAlign w:val="center"/>
           </w:tcPr>
           <w:p>
             <w:pPr>
@@ -1042,20 +1008,26 @@
               <w:wordWrap w:val="0"/>
               <w:adjustRightInd w:val="0"/>
               <w:snapToGrid w:val="0"/>
-              <w:spacing w:line="240" w:lineRule="auto"/>
               <w:ind w:firstLineChars="0"/>
               <w:jc w:val="center"/>
+              <w:rPr>
+                <w:szCs w:val="21"/>
+              </w:rPr>
             </w:pPr>
           </w:p>
         </w:tc>
         <w:tc>
           <w:tcPr>
-            <w:tcW w:w="983" w:type="pct"/>
+            <w:tcW w:w="1010" w:type="pct"/>
+            <w:vAlign w:val="center"/>
           </w:tcPr>
           <w:p>
             <w:pPr>
               <w:wordWrap w:val="0"/>
-              <w:spacing w:line="240" w:lineRule="auto"/>
+              <w:rPr>
+                <w:szCs w:val="21"/>
+                <w:lang w:val="fr-FR"/>
+              </w:rPr>
             </w:pPr>
             <w:r>
               <w:t>GJB438C-2021</w:t>
@@ -1064,17 +1036,14 @@
         </w:tc>
         <w:tc>
           <w:tcPr>
-            <w:tcW w:w="1702" w:type="pct"/>
+            <w:tcW w:w="1960" w:type="pct"/>
+            <w:vAlign w:val="center"/>
           </w:tcPr>
           <w:p>
             <w:pPr>
-              <w:wordWrap w:val="0"/>
-              <w:spacing w:line="240" w:lineRule="auto"/>
               <w:rPr>
-                <w:rFonts w:eastAsia="黑体"/>
-                <w:spacing w:val="2"/>
-                <w:kern w:val="21"/>
-                <w:szCs w:val="20"/>
+                <w:szCs w:val="21"/>
+                <w:lang w:val="fr-FR"/>
               </w:rPr>
             </w:pPr>
             <w:r>
@@ -1084,12 +1053,14 @@
         </w:tc>
         <w:tc>
           <w:tcPr>
-            <w:tcW w:w="687" w:type="pct"/>
+            <w:tcW w:w="628" w:type="pct"/>
+            <w:vAlign w:val="center"/>
           </w:tcPr>
           <w:p>
             <w:pPr>
-              <w:wordWrap w:val="0"/>
-              <w:spacing w:line="240" w:lineRule="auto"/>
+              <w:rPr>
+                <w:szCs w:val="21"/>
+              </w:rPr>
             </w:pPr>
             <w:r>
               <w:t>2022-03</w:t>
@@ -1098,12 +1069,14 @@
         </w:tc>
         <w:tc>
           <w:tcPr>
-            <w:tcW w:w="1208" w:type="pct"/>
+            <w:tcW w:w="1166" w:type="pct"/>
+            <w:vAlign w:val="center"/>
           </w:tcPr>
           <w:p>
             <w:pPr>
-              <w:wordWrap w:val="0"/>
-              <w:spacing w:line="240" w:lineRule="auto"/>
+              <w:rPr>
+                <w:szCs w:val="21"/>
+              </w:rPr>
             </w:pPr>
             <w:r>
               <w:t>中央军委装备发展部</w:t>
@@ -1113,11 +1086,12 @@
       </w:tr>
       <w:tr>
         <w:trPr>
-          <w:trHeight w:val="645"/>
+          <w:trHeight w:val="340"/>
         </w:trPr>
         <w:tc>
           <w:tcPr>
-            <w:tcW w:w="420" w:type="pct"/>
+            <w:tcW w:w="236" w:type="pct"/>
+            <w:vAlign w:val="center"/>
           </w:tcPr>
           <w:p>
             <w:pPr>
@@ -1129,23 +1103,22 @@
               <w:wordWrap w:val="0"/>
               <w:adjustRightInd w:val="0"/>
               <w:snapToGrid w:val="0"/>
-              <w:spacing w:line="240" w:lineRule="auto"/>
               <w:ind w:firstLineChars="0"/>
               <w:jc w:val="center"/>
+              <w:rPr>
+                <w:szCs w:val="21"/>
+              </w:rPr>
             </w:pPr>
           </w:p>
         </w:tc>
         <w:tc>
           <w:tcPr>
-            <w:tcW w:w="983" w:type="pct"/>
+            <w:tcW w:w="1010" w:type="pct"/>
+            <w:vAlign w:val="center"/>
           </w:tcPr>
           <w:p>
             <w:pPr>
               <w:wordWrap w:val="0"/>
-              <w:spacing w:line="240" w:lineRule="auto"/>
-              <w:rPr>
-                <w:szCs w:val="21"/>
-              </w:rPr>
             </w:pPr>
             <w:r>
               <w:t>GJB 9764-2020</w:t>
@@ -1154,16 +1127,10 @@
         </w:tc>
         <w:tc>
           <w:tcPr>
-            <w:tcW w:w="1702" w:type="pct"/>
+            <w:tcW w:w="1960" w:type="pct"/>
+            <w:vAlign w:val="center"/>
           </w:tcPr>
           <w:p>
-            <w:pPr>
-              <w:wordWrap w:val="0"/>
-              <w:spacing w:line="240" w:lineRule="auto"/>
-              <w:rPr>
-                <w:szCs w:val="21"/>
-              </w:rPr>
-            </w:pPr>
             <w:r>
               <w:t>军用可编程逻辑器件软件文档编制规范</w:t>
             </w:r>
@@ -1171,16 +1138,10 @@
         </w:tc>
         <w:tc>
           <w:tcPr>
-            <w:tcW w:w="687" w:type="pct"/>
+            <w:tcW w:w="628" w:type="pct"/>
+            <w:vAlign w:val="center"/>
           </w:tcPr>
           <w:p>
-            <w:pPr>
-              <w:wordWrap w:val="0"/>
-              <w:spacing w:line="240" w:lineRule="auto"/>
-              <w:rPr>
-                <w:szCs w:val="21"/>
-              </w:rPr>
-            </w:pPr>
             <w:r>
               <w:t>2020-06</w:t>
             </w:r>
@@ -1188,14 +1149,91 @@
         </w:tc>
         <w:tc>
           <w:tcPr>
-            <w:tcW w:w="1208" w:type="pct"/>
+            <w:tcW w:w="1166" w:type="pct"/>
+            <w:vAlign w:val="center"/>
+          </w:tcPr>
+          <w:p>
+            <w:r>
+              <w:rPr>
+                <w:lang w:bidi="en-US"/>
+              </w:rPr>
+              <w:t>中央军委装备发展部</w:t>
+            </w:r>
+          </w:p>
+        </w:tc>
+      </w:tr>
+      <w:tr>
+        <w:trPr>
+          <w:trHeight w:val="340"/>
+        </w:trPr>
+        <w:tc>
+          <w:tcPr>
+            <w:tcW w:w="236" w:type="pct"/>
+            <w:vAlign w:val="center"/>
+          </w:tcPr>
+          <w:p>
+            <w:pPr>
+              <w:pStyle w:val="af7"/>
+              <w:numPr>
+                <w:ilvl w:val="0"/>
+                <w:numId w:val="64"/>
+              </w:numPr>
+              <w:wordWrap w:val="0"/>
+              <w:adjustRightInd w:val="0"/>
+              <w:snapToGrid w:val="0"/>
+              <w:ind w:firstLineChars="0"/>
+              <w:jc w:val="center"/>
+              <w:rPr>
+                <w:szCs w:val="21"/>
+              </w:rPr>
+            </w:pPr>
+          </w:p>
+        </w:tc>
+        <w:tc>
+          <w:tcPr>
+            <w:tcW w:w="1010" w:type="pct"/>
+            <w:vAlign w:val="center"/>
           </w:tcPr>
           <w:p>
             <w:pPr>
               <w:wordWrap w:val="0"/>
-              <w:spacing w:line="240" w:lineRule="auto"/>
+            </w:pPr>
+            <w:r>
+              <w:t>GJB 9432-2018</w:t>
+            </w:r>
+          </w:p>
+        </w:tc>
+        <w:tc>
+          <w:tcPr>
+            <w:tcW w:w="1960" w:type="pct"/>
+            <w:vAlign w:val="center"/>
+          </w:tcPr>
+          <w:p>
+            <w:r>
+              <w:t>军用可编程逻辑器件软件开发通用要求</w:t>
+            </w:r>
+          </w:p>
+        </w:tc>
+        <w:tc>
+          <w:tcPr>
+            <w:tcW w:w="628" w:type="pct"/>
+            <w:vAlign w:val="center"/>
+          </w:tcPr>
+          <w:p>
+            <w:r>
+              <w:t>2018-03</w:t>
+            </w:r>
+          </w:p>
+        </w:tc>
+        <w:tc>
+          <w:tcPr>
+            <w:tcW w:w="1166" w:type="pct"/>
+            <w:vAlign w:val="center"/>
+          </w:tcPr>
+          <w:p>
+            <w:pPr>
               <w:rPr>
-                <w:szCs w:val="21"/>
+                <w:lang w:bidi="en-US"/>
               </w:rPr>
             </w:pPr>
             <w:r>
@@ -1209,11 +1247,12 @@
       </w:tr>
       <w:tr>
         <w:trPr>
-          <w:trHeight w:val="645"/>
+          <w:trHeight w:val="340"/>
         </w:trPr>
         <w:tc>
           <w:tcPr>
-            <w:tcW w:w="420" w:type="pct"/>
+            <w:tcW w:w="236" w:type="pct"/>
+            <w:vAlign w:val="center"/>
           </w:tcPr>
           <w:p>
             <w:pPr>
@@ -1225,58 +1264,45 @@
               <w:wordWrap w:val="0"/>
               <w:adjustRightInd w:val="0"/>
               <w:snapToGrid w:val="0"/>
-              <w:spacing w:line="240" w:lineRule="auto"/>
               <w:ind w:firstLineChars="0"/>
               <w:jc w:val="center"/>
+              <w:rPr>
+                <w:szCs w:val="21"/>
+              </w:rPr>
             </w:pPr>
           </w:p>
         </w:tc>
         <w:tc>
           <w:tcPr>
-            <w:tcW w:w="983" w:type="pct"/>
+            <w:tcW w:w="1010" w:type="pct"/>
+            <w:vAlign w:val="center"/>
           </w:tcPr>
           <w:p>
             <w:pPr>
               <w:wordWrap w:val="0"/>
-              <w:spacing w:line="240" w:lineRule="auto"/>
-              <w:rPr>
-                <w:szCs w:val="21"/>
-              </w:rPr>
             </w:pPr>
             <w:r>
-              <w:t>GJB 9432-2018</w:t>
+              <w:t>GJB 9433-2018</w:t>
             </w:r>
           </w:p>
         </w:tc>
         <w:tc>
           <w:tcPr>
-            <w:tcW w:w="1702" w:type="pct"/>
+            <w:tcW w:w="1960" w:type="pct"/>
+            <w:vAlign w:val="center"/>
           </w:tcPr>
           <w:p>
-            <w:pPr>
-              <w:wordWrap w:val="0"/>
-              <w:spacing w:line="240" w:lineRule="auto"/>
-              <w:rPr>
-                <w:szCs w:val="21"/>
-              </w:rPr>
-            </w:pPr>
             <w:r>
-              <w:t>军用可编程逻辑器件软件开发通用要求</w:t>
+              <w:t>军用可编程逻辑器件软件测试要求</w:t>
             </w:r>
           </w:p>
         </w:tc>
         <w:tc>
           <w:tcPr>
-            <w:tcW w:w="687" w:type="pct"/>
+            <w:tcW w:w="628" w:type="pct"/>
+            <w:vAlign w:val="center"/>
           </w:tcPr>
           <w:p>
-            <w:pPr>
-              <w:wordWrap w:val="0"/>
-              <w:spacing w:line="240" w:lineRule="auto"/>
-              <w:rPr>
-                <w:szCs w:val="21"/>
-              </w:rPr>
-            </w:pPr>
             <w:r>
               <w:t>2018-03</w:t>
             </w:r>
@@ -1284,14 +1310,13 @@
         </w:tc>
         <w:tc>
           <w:tcPr>
-            <w:tcW w:w="1208" w:type="pct"/>
+            <w:tcW w:w="1166" w:type="pct"/>
+            <w:vAlign w:val="center"/>
           </w:tcPr>
           <w:p>
             <w:pPr>
-              <w:wordWrap w:val="0"/>
-              <w:spacing w:line="240" w:lineRule="auto"/>
               <w:rPr>
-                <w:szCs w:val="21"/>
+                <w:lang w:bidi="en-US"/>
               </w:rPr>
             </w:pPr>
             <w:r>
@@ -1305,11 +1330,12 @@
       </w:tr>
       <w:tr>
         <w:trPr>
-          <w:trHeight w:val="645"/>
+          <w:trHeight w:val="340"/>
         </w:trPr>
         <w:tc>
           <w:tcPr>
-            <w:tcW w:w="420" w:type="pct"/>
+            <w:tcW w:w="236" w:type="pct"/>
+            <w:vAlign w:val="center"/>
           </w:tcPr>
           <w:p>
             <w:pPr>
@@ -1321,120 +1347,22 @@
               <w:wordWrap w:val="0"/>
               <w:adjustRightInd w:val="0"/>
               <w:snapToGrid w:val="0"/>
-              <w:spacing w:line="240" w:lineRule="auto"/>
               <w:ind w:firstLineChars="0"/>
               <w:jc w:val="center"/>
+              <w:rPr>
+                <w:szCs w:val="21"/>
+              </w:rPr>
             </w:pPr>
           </w:p>
         </w:tc>
         <w:tc>
           <w:tcPr>
-            <w:tcW w:w="983" w:type="pct"/>
+            <w:tcW w:w="1010" w:type="pct"/>
+            <w:vAlign w:val="center"/>
           </w:tcPr>
           <w:p>
             <w:pPr>
               <w:wordWrap w:val="0"/>
-              <w:spacing w:line="240" w:lineRule="auto"/>
-              <w:rPr>
-                <w:szCs w:val="21"/>
-              </w:rPr>
-            </w:pPr>
-            <w:r>
-              <w:t>GJB 9433-2018</w:t>
-            </w:r>
-          </w:p>
-        </w:tc>
-        <w:tc>
-          <w:tcPr>
-            <w:tcW w:w="1702" w:type="pct"/>
-          </w:tcPr>
-          <w:p>
-            <w:pPr>
-              <w:wordWrap w:val="0"/>
-              <w:spacing w:line="240" w:lineRule="auto"/>
-              <w:rPr>
-                <w:szCs w:val="21"/>
-              </w:rPr>
-            </w:pPr>
-            <w:r>
-              <w:t>军用可编程逻辑器件软件测试要求</w:t>
-            </w:r>
-          </w:p>
-        </w:tc>
-        <w:tc>
-          <w:tcPr>
-            <w:tcW w:w="687" w:type="pct"/>
-          </w:tcPr>
-          <w:p>
-            <w:pPr>
-              <w:wordWrap w:val="0"/>
-              <w:spacing w:line="240" w:lineRule="auto"/>
-              <w:rPr>
-                <w:szCs w:val="21"/>
-              </w:rPr>
-            </w:pPr>
-            <w:r>
-              <w:t>2018-03</w:t>
-            </w:r>
-          </w:p>
-        </w:tc>
-        <w:tc>
-          <w:tcPr>
-            <w:tcW w:w="1208" w:type="pct"/>
-          </w:tcPr>
-          <w:p>
-            <w:pPr>
-              <w:wordWrap w:val="0"/>
-              <w:spacing w:line="240" w:lineRule="auto"/>
-              <w:rPr>
-                <w:szCs w:val="21"/>
-              </w:rPr>
-            </w:pPr>
-            <w:r>
-              <w:rPr>
-                <w:lang w:bidi="en-US"/>
-              </w:rPr>
-              <w:t>中央军委装备发展部</w:t>
-            </w:r>
-          </w:p>
-        </w:tc>
-      </w:tr>
-      <w:tr>
-        <w:trPr>
-          <w:trHeight w:val="645"/>
-        </w:trPr>
-        <w:tc>
-          <w:tcPr>
-            <w:tcW w:w="420" w:type="pct"/>
-          </w:tcPr>
-          <w:p>
-            <w:pPr>
-              <w:pStyle w:val="af7"/>
-              <w:numPr>
-                <w:ilvl w:val="0"/>
-                <w:numId w:val="64"/>
-              </w:numPr>
-              <w:wordWrap w:val="0"/>
-              <w:adjustRightInd w:val="0"/>
-              <w:snapToGrid w:val="0"/>
-              <w:spacing w:line="240" w:lineRule="auto"/>
-              <w:ind w:firstLineChars="0"/>
-              <w:jc w:val="center"/>
-            </w:pPr>
-          </w:p>
-        </w:tc>
-        <w:tc>
-          <w:tcPr>
-            <w:tcW w:w="983" w:type="pct"/>
-          </w:tcPr>
-          <w:p>
-            <w:pPr>
-              <w:wordWrap w:val="0"/>
-              <w:spacing w:line="240" w:lineRule="auto"/>
-              <w:rPr>
-                <w:snapToGrid w:val="0"/>
-                <w:szCs w:val="24"/>
-              </w:rPr>
             </w:pPr>
             <w:r>
               <w:rPr>
@@ -1447,17 +1375,10 @@
         </w:tc>
         <w:tc>
           <w:tcPr>
-            <w:tcW w:w="1702" w:type="pct"/>
+            <w:tcW w:w="1960" w:type="pct"/>
+            <w:vAlign w:val="center"/>
           </w:tcPr>
           <w:p>
-            <w:pPr>
-              <w:wordWrap w:val="0"/>
-              <w:spacing w:line="240" w:lineRule="auto"/>
-              <w:rPr>
-                <w:snapToGrid w:val="0"/>
-                <w:szCs w:val="24"/>
-              </w:rPr>
-            </w:pPr>
             <w:r>
               <w:rPr>
                 <w:snapToGrid w:val="0"/>
@@ -1483,17 +1404,10 @@
         </w:tc>
         <w:tc>
           <w:tcPr>
-            <w:tcW w:w="687" w:type="pct"/>
+            <w:tcW w:w="628" w:type="pct"/>
+            <w:vAlign w:val="center"/>
           </w:tcPr>
           <w:p>
-            <w:pPr>
-              <w:wordWrap w:val="0"/>
-              <w:spacing w:before="100" w:beforeAutospacing="1" w:after="100" w:afterAutospacing="1" w:line="240" w:lineRule="auto"/>
-              <w:rPr>
-                <w:snapToGrid w:val="0"/>
-                <w:szCs w:val="24"/>
-              </w:rPr>
-            </w:pPr>
             <w:r>
               <w:rPr>
                 <w:snapToGrid w:val="0"/>
@@ -1505,15 +1419,13 @@
         </w:tc>
         <w:tc>
           <w:tcPr>
-            <w:tcW w:w="1208" w:type="pct"/>
+            <w:tcW w:w="1166" w:type="pct"/>
+            <w:vAlign w:val="center"/>
           </w:tcPr>
           <w:p>
             <w:pPr>
-              <w:wordWrap w:val="0"/>
-              <w:spacing w:line="240" w:lineRule="auto"/>
               <w:rPr>
-                <w:snapToGrid w:val="0"/>
-                <w:szCs w:val="24"/>
+                <w:lang w:bidi="en-US"/>
               </w:rPr>
             </w:pPr>
             <w:r>
@@ -1528,11 +1440,12 @@
       </w:tr>
       <w:tr>
         <w:trPr>
-          <w:trHeight w:val="608"/>
+          <w:trHeight w:val="340"/>
         </w:trPr>
         <w:tc>
           <w:tcPr>
-            <w:tcW w:w="420" w:type="pct"/>
+            <w:tcW w:w="236" w:type="pct"/>
+            <w:vAlign w:val="center"/>
           </w:tcPr>
           <w:p>
             <w:pPr>
@@ -1544,22 +1457,26 @@
               <w:wordWrap w:val="0"/>
               <w:adjustRightInd w:val="0"/>
               <w:snapToGrid w:val="0"/>
-              <w:spacing w:line="240" w:lineRule="auto"/>
               <w:ind w:firstLineChars="0"/>
               <w:jc w:val="center"/>
+              <w:rPr>
+                <w:szCs w:val="21"/>
+              </w:rPr>
             </w:pPr>
           </w:p>
         </w:tc>
         <w:tc>
           <w:tcPr>
-            <w:tcW w:w="983" w:type="pct"/>
+            <w:tcW w:w="1010" w:type="pct"/>
+            <w:vAlign w:val="center"/>
           </w:tcPr>
           <w:p>
             <w:pPr>
               <w:wordWrap w:val="0"/>
-              <w:adjustRightInd w:val="0"/>
-              <w:snapToGrid w:val="0"/>
-              <w:spacing w:line="240" w:lineRule="auto"/>
+              <w:rPr>
+                <w:snapToGrid w:val="0"/>
+                <w:szCs w:val="24"/>
+              </w:rPr>
             </w:pPr>
             <w:r>
               <w:rPr>
@@ -1571,14 +1488,15 @@
         </w:tc>
         <w:tc>
           <w:tcPr>
-            <w:tcW w:w="1702" w:type="pct"/>
+            <w:tcW w:w="1960" w:type="pct"/>
+            <w:vAlign w:val="center"/>
           </w:tcPr>
           <w:p>
             <w:pPr>
-              <w:wordWrap w:val="0"/>
-              <w:adjustRightInd w:val="0"/>
-              <w:snapToGrid w:val="0"/>
-              <w:spacing w:line="240" w:lineRule="auto"/>
+              <w:rPr>
+                <w:snapToGrid w:val="0"/>
+                <w:szCs w:val="24"/>
+              </w:rPr>
             </w:pPr>
             <w:r>
               <w:rPr>
@@ -1590,14 +1508,15 @@
         </w:tc>
         <w:tc>
           <w:tcPr>
-            <w:tcW w:w="687" w:type="pct"/>
+            <w:tcW w:w="628" w:type="pct"/>
+            <w:vAlign w:val="center"/>
           </w:tcPr>
           <w:p>
             <w:pPr>
-              <w:wordWrap w:val="0"/>
-              <w:adjustRightInd w:val="0"/>
-              <w:snapToGrid w:val="0"/>
-              <w:spacing w:line="240" w:lineRule="auto"/>
+              <w:rPr>
+                <w:snapToGrid w:val="0"/>
+                <w:szCs w:val="24"/>
+              </w:rPr>
             </w:pPr>
             <w:r>
               <w:rPr>
@@ -1609,14 +1528,15 @@
         </w:tc>
         <w:tc>
           <w:tcPr>
-            <w:tcW w:w="1208" w:type="pct"/>
+            <w:tcW w:w="1166" w:type="pct"/>
+            <w:vAlign w:val="center"/>
           </w:tcPr>
           <w:p>
             <w:pPr>
-              <w:wordWrap w:val="0"/>
-              <w:adjustRightInd w:val="0"/>
-              <w:snapToGrid w:val="0"/>
-              <w:spacing w:line="240" w:lineRule="auto"/>
+              <w:rPr>
+                <w:snapToGrid w:val="0"/>
+                <w:szCs w:val="24"/>
+              </w:rPr>
             </w:pPr>
             <w:r>
               <w:rPr>
@@ -1643,7 +1563,6 @@
           <w:sz w:val="24"/>
           <w:szCs w:val="24"/>
         </w:rPr>
-        <w:lastRenderedPageBreak/>
         <w:t>顶层技术文件</w:t>
       </w:r>
     </w:p>
@@ -1676,77 +1595,123 @@
     </w:p>
     <w:p>
       <w:pPr>
-        <w:pStyle w:val="RC1"/>
-        <w:keepNext/>
-        <w:adjustRightInd w:val="0"/>
         <w:spacing w:line="360" w:lineRule="auto"/>
+        <w:jc w:val="center"/>
         <w:rPr>
-          <w:rFonts w:cs="Times New Roman" w:hint="eastAsia"/>
+          <w:rFonts w:eastAsia="黑体"/>
+          <w:szCs w:val="21"/>
         </w:rPr>
       </w:pPr>
-      <w:bookmarkStart w:id="0" w:name="_Ref98163993"/>
       <w:r>
         <w:rPr>
-          <w:rFonts w:cs="Times New Roman"/>
+          <w:rFonts w:eastAsia="黑体"/>
+          <w:szCs w:val="21"/>
         </w:rPr>
         <w:t>表</w:t>
       </w:r>
-      <w:bookmarkEnd w:id="0"/>
       <w:r>
+        <w:rPr>
+          <w:rFonts w:eastAsia="黑体"/>
+          <w:szCs w:val="21"/>
+        </w:rPr>
         <w:fldChar w:fldCharType="begin"/>
       </w:r>
       <w:r>
+        <w:rPr>
+          <w:rFonts w:eastAsia="黑体"/>
+          <w:szCs w:val="21"/>
+        </w:rPr>
         <w:instrText xml:space="preserve"> STYLEREF 1 \s </w:instrText>
       </w:r>
       <w:r>
+        <w:rPr>
+          <w:rFonts w:eastAsia="黑体"/>
+          <w:szCs w:val="21"/>
+        </w:rPr>
         <w:fldChar w:fldCharType="separate"/>
       </w:r>
       <w:r>
         <w:rPr>
+          <w:rFonts w:eastAsia="黑体"/>
           <w:noProof/>
+          <w:szCs w:val="21"/>
         </w:rPr>
         <w:t>1</w:t>
       </w:r>
       <w:r>
+        <w:rPr>
+          <w:rFonts w:eastAsia="黑体"/>
+          <w:szCs w:val="21"/>
+        </w:rPr>
         <w:fldChar w:fldCharType="end"/>
       </w:r>
       <w:r>
+        <w:rPr>
+          <w:rFonts w:eastAsia="黑体"/>
+          <w:szCs w:val="21"/>
+        </w:rPr>
         <w:noBreakHyphen/>
       </w:r>
       <w:r>
+        <w:rPr>
+          <w:rFonts w:eastAsia="黑体"/>
+          <w:szCs w:val="21"/>
+        </w:rPr>
         <w:fldChar w:fldCharType="begin"/>
       </w:r>
       <w:r>
+        <w:rPr>
+          <w:rFonts w:eastAsia="黑体"/>
+          <w:szCs w:val="21"/>
+        </w:rPr>
         <w:instrText xml:space="preserve"> SEQ </w:instrText>
       </w:r>
       <w:r>
+        <w:rPr>
+          <w:rFonts w:eastAsia="黑体"/>
+          <w:szCs w:val="21"/>
+        </w:rPr>
         <w:instrText>表</w:instrText>
       </w:r>
       <w:r>
+        <w:rPr>
+          <w:rFonts w:eastAsia="黑体"/>
+          <w:szCs w:val="21"/>
+        </w:rPr>
         <w:instrText xml:space="preserve"> \* ARABIC \s 1 </w:instrText>
       </w:r>
       <w:r>
+        <w:rPr>
+          <w:rFonts w:eastAsia="黑体"/>
+          <w:szCs w:val="21"/>
+        </w:rPr>
         <w:fldChar w:fldCharType="separate"/>
       </w:r>
       <w:r>
         <w:rPr>
+          <w:rFonts w:eastAsia="黑体"/>
           <w:noProof/>
+          <w:szCs w:val="21"/>
         </w:rPr>
         <w:t>2</w:t>
       </w:r>
       <w:r>
+        <w:rPr>
+          <w:rFonts w:eastAsia="黑体"/>
+          <w:szCs w:val="21"/>
+        </w:rPr>
         <w:fldChar w:fldCharType="end"/>
       </w:r>
       <w:r>
         <w:rPr>
-          <w:rFonts w:cs="Times New Roman"/>
+          <w:rFonts w:eastAsia="黑体" w:hint="eastAsia"/>
+          <w:szCs w:val="21"/>
         </w:rPr>
         <w:t>依据的顶层技术文件</w:t>
       </w:r>
     </w:p>
     <w:tbl>
       <w:tblPr>
-        <w:tblStyle w:val="afd"/>
         <w:tblW w:w="5000" w:type="pct"/>
         <w:tblBorders>
           <w:top w:val="single" w:sz="12" w:space="0" w:color="auto"/>
@@ -1756,41 +1721,38 @@
           <w:insideH w:val="single" w:sz="6" w:space="0" w:color="auto"/>
           <w:insideV w:val="single" w:sz="6" w:space="0" w:color="auto"/>
         </w:tblBorders>
-        <w:tblLayout w:type="fixed"/>
-        <w:tblCellMar>
-          <w:top w:w="57" w:type="dxa"/>
-          <w:bottom w:w="57" w:type="dxa"/>
-        </w:tblCellMar>
-        <w:tblLook w:val="01E0" w:firstRow="1" w:lastRow="1" w:firstColumn="1" w:lastColumn="1" w:noHBand="0" w:noVBand="0"/>
+        <w:tblLook w:val="0000" w:firstRow="0" w:lastRow="0" w:firstColumn="0" w:lastColumn="0" w:noHBand="0" w:noVBand="0"/>
       </w:tblPr>
       <w:tblGrid>
-        <w:gridCol w:w="566"/>
-        <w:gridCol w:w="2820"/>
-        <w:gridCol w:w="2707"/>
-        <w:gridCol w:w="1332"/>
-        <w:gridCol w:w="1615"/>
+        <w:gridCol w:w="429"/>
+        <w:gridCol w:w="1825"/>
+        <w:gridCol w:w="3544"/>
+        <w:gridCol w:w="1134"/>
+        <w:gridCol w:w="2108"/>
       </w:tblGrid>
       <w:tr>
         <w:trPr>
-          <w:cnfStyle w:val="100000000000" w:firstRow="1" w:lastRow="0" w:firstColumn="0" w:lastColumn="0" w:oddVBand="0" w:evenVBand="0" w:oddHBand="0" w:evenHBand="0" w:firstRowFirstColumn="0" w:firstRowLastColumn="0" w:lastRowFirstColumn="0" w:lastRowLastColumn="0"/>
+          <w:trHeight w:val="340"/>
         </w:trPr>
         <w:tc>
           <w:tcPr>
-            <w:tcW w:w="313" w:type="pct"/>
+            <w:tcW w:w="237" w:type="pct"/>
+            <w:vAlign w:val="center"/>
           </w:tcPr>
           <w:p>
             <w:pPr>
+              <w:tabs>
+                <w:tab w:val="left" w:pos="6706"/>
+              </w:tabs>
               <w:jc w:val="center"/>
               <w:rPr>
                 <w:rFonts w:eastAsia="黑体"/>
-                <w:b w:val="0"/>
                 <w:szCs w:val="21"/>
               </w:rPr>
             </w:pPr>
             <w:r>
               <w:rPr>
                 <w:rFonts w:eastAsia="黑体"/>
-                <w:b w:val="0"/>
                 <w:szCs w:val="21"/>
               </w:rPr>
               <w:t>序号</w:t>
@@ -1799,83 +1761,83 @@
         </w:tc>
         <w:tc>
           <w:tcPr>
-            <w:tcW w:w="1560" w:type="pct"/>
+            <w:tcW w:w="1009" w:type="pct"/>
+            <w:vAlign w:val="center"/>
           </w:tcPr>
           <w:p>
             <w:pPr>
+              <w:tabs>
+                <w:tab w:val="left" w:pos="6706"/>
+              </w:tabs>
               <w:jc w:val="center"/>
               <w:rPr>
                 <w:rFonts w:eastAsia="黑体"/>
-                <w:b w:val="0"/>
                 <w:szCs w:val="21"/>
               </w:rPr>
             </w:pPr>
             <w:r>
               <w:rPr>
                 <w:rFonts w:eastAsia="黑体"/>
-                <w:b w:val="0"/>
-                <w:szCs w:val="21"/>
               </w:rPr>
-              <w:t>文档名称</w:t>
+              <w:t>标识</w:t>
             </w:r>
           </w:p>
         </w:tc>
         <w:tc>
           <w:tcPr>
-            <w:tcW w:w="1497" w:type="pct"/>
+            <w:tcW w:w="1960" w:type="pct"/>
+            <w:vAlign w:val="center"/>
           </w:tcPr>
           <w:p>
             <w:pPr>
+              <w:tabs>
+                <w:tab w:val="left" w:pos="6706"/>
+              </w:tabs>
               <w:jc w:val="center"/>
               <w:rPr>
                 <w:rFonts w:eastAsia="黑体"/>
-                <w:b w:val="0"/>
                 <w:szCs w:val="21"/>
               </w:rPr>
             </w:pPr>
             <w:r>
               <w:rPr>
                 <w:rFonts w:eastAsia="黑体"/>
-                <w:b w:val="0"/>
-                <w:szCs w:val="21"/>
               </w:rPr>
-              <w:t>标识</w:t>
+              <w:t>文件</w:t>
             </w:r>
             <w:r>
               <w:rPr>
                 <w:rFonts w:eastAsia="黑体"/>
-                <w:b w:val="0"/>
-                <w:szCs w:val="21"/>
               </w:rPr>
               <w:t>/</w:t>
             </w:r>
             <w:r>
               <w:rPr>
                 <w:rFonts w:eastAsia="黑体"/>
-                <w:b w:val="0"/>
-                <w:szCs w:val="21"/>
               </w:rPr>
-              <w:t>版本</w:t>
+              <w:t>标准名称</w:t>
             </w:r>
           </w:p>
         </w:tc>
         <w:tc>
           <w:tcPr>
-            <w:tcW w:w="737" w:type="pct"/>
+            <w:tcW w:w="627" w:type="pct"/>
+            <w:vAlign w:val="center"/>
           </w:tcPr>
           <w:p>
             <w:pPr>
+              <w:tabs>
+                <w:tab w:val="left" w:pos="6706"/>
+              </w:tabs>
               <w:jc w:val="center"/>
               <w:rPr>
                 <w:rFonts w:eastAsia="黑体"/>
-                <w:b w:val="0"/>
                 <w:szCs w:val="21"/>
               </w:rPr>
             </w:pPr>
             <w:r>
               <w:rPr>
                 <w:rFonts w:eastAsia="黑体"/>
-                <w:b w:val="0"/>
                 <w:szCs w:val="21"/>
               </w:rPr>
               <w:t>发布日期</w:t>
@@ -1884,38 +1846,43 @@
         </w:tc>
         <w:tc>
           <w:tcPr>
-            <w:tcW w:w="893" w:type="pct"/>
+            <w:tcW w:w="1166" w:type="pct"/>
+            <w:vAlign w:val="center"/>
           </w:tcPr>
           <w:p>
             <w:pPr>
+              <w:tabs>
+                <w:tab w:val="left" w:pos="6706"/>
+              </w:tabs>
               <w:jc w:val="center"/>
               <w:rPr>
                 <w:rFonts w:eastAsia="黑体"/>
-                <w:b w:val="0"/>
                 <w:szCs w:val="21"/>
               </w:rPr>
             </w:pPr>
             <w:r>
               <w:rPr>
                 <w:rFonts w:eastAsia="黑体"/>
-                <w:b w:val="0"/>
-                <w:szCs w:val="21"/>
               </w:rPr>
-              <w:t>来源</w:t>
+              <w:t>颁布单位</w:t>
             </w:r>
           </w:p>
         </w:tc>
       </w:tr>
       <w:tr>
+        <w:trPr>
+          <w:trHeight w:val="340"/>
+        </w:trPr>
         <w:tc>
           <w:tcPr>
-            <w:tcW w:w="313" w:type="pct"/>
+            <w:tcW w:w="237" w:type="pct"/>
+            <w:vAlign w:val="center"/>
           </w:tcPr>
           <w:p>
             <w:pPr>
               <w:numPr>
                 <w:ilvl w:val="0"/>
-                <w:numId w:val="3"/>
+                <w:numId w:val="12"/>
               </w:numPr>
               <w:jc w:val="center"/>
               <w:rPr>
@@ -1926,11 +1893,12 @@
         </w:tc>
         <w:tc>
           <w:tcPr>
-            <w:tcW w:w="1560" w:type="pct"/>
+            <w:tcW w:w="1009" w:type="pct"/>
+            <w:vAlign w:val="center"/>
           </w:tcPr>
           <w:p>
             <w:pPr>
-              <w:jc w:val="left"/>
+              <w:jc w:val="center"/>
               <w:rPr>
                 <w:szCs w:val="21"/>
               </w:rPr>
@@ -1939,11 +1907,12 @@
         </w:tc>
         <w:tc>
           <w:tcPr>
-            <w:tcW w:w="1497" w:type="pct"/>
+            <w:tcW w:w="1960" w:type="pct"/>
+            <w:vAlign w:val="center"/>
           </w:tcPr>
           <w:p>
             <w:pPr>
-              <w:jc w:val="left"/>
+              <w:jc w:val="center"/>
               <w:rPr>
                 <w:szCs w:val="21"/>
               </w:rPr>
@@ -1952,10 +1921,12 @@
         </w:tc>
         <w:tc>
           <w:tcPr>
-            <w:tcW w:w="737" w:type="pct"/>
+            <w:tcW w:w="627" w:type="pct"/>
+            <w:vAlign w:val="center"/>
           </w:tcPr>
           <w:p>
             <w:pPr>
+              <w:jc w:val="center"/>
               <w:rPr>
                 <w:szCs w:val="21"/>
               </w:rPr>
@@ -1964,29 +1935,33 @@
         </w:tc>
         <w:tc>
           <w:tcPr>
-            <w:tcW w:w="893" w:type="pct"/>
+            <w:tcW w:w="1166" w:type="pct"/>
+            <w:vAlign w:val="center"/>
           </w:tcPr>
           <w:p>
             <w:pPr>
-              <w:jc w:val="left"/>
+              <w:jc w:val="center"/>
               <w:rPr>
-                <w:color w:val="000000"/>
-                <w:szCs w:val="21"/>
+                <w:szCs w:val="24"/>
               </w:rPr>
             </w:pPr>
           </w:p>
         </w:tc>
       </w:tr>
       <w:tr>
+        <w:trPr>
+          <w:trHeight w:val="340"/>
+        </w:trPr>
         <w:tc>
           <w:tcPr>
-            <w:tcW w:w="313" w:type="pct"/>
+            <w:tcW w:w="237" w:type="pct"/>
+            <w:vAlign w:val="center"/>
           </w:tcPr>
           <w:p>
             <w:pPr>
               <w:numPr>
                 <w:ilvl w:val="0"/>
-                <w:numId w:val="3"/>
+                <w:numId w:val="12"/>
               </w:numPr>
               <w:jc w:val="center"/>
               <w:rPr>
@@ -1997,11 +1972,12 @@
         </w:tc>
         <w:tc>
           <w:tcPr>
-            <w:tcW w:w="1560" w:type="pct"/>
+            <w:tcW w:w="1009" w:type="pct"/>
+            <w:vAlign w:val="center"/>
           </w:tcPr>
           <w:p>
             <w:pPr>
-              <w:jc w:val="left"/>
+              <w:jc w:val="center"/>
               <w:rPr>
                 <w:szCs w:val="21"/>
               </w:rPr>
@@ -2010,11 +1986,12 @@
         </w:tc>
         <w:tc>
           <w:tcPr>
-            <w:tcW w:w="1497" w:type="pct"/>
+            <w:tcW w:w="1960" w:type="pct"/>
+            <w:vAlign w:val="center"/>
           </w:tcPr>
           <w:p>
             <w:pPr>
-              <w:jc w:val="left"/>
+              <w:jc w:val="center"/>
               <w:rPr>
                 <w:szCs w:val="21"/>
               </w:rPr>
@@ -2023,10 +2000,12 @@
         </w:tc>
         <w:tc>
           <w:tcPr>
-            <w:tcW w:w="737" w:type="pct"/>
+            <w:tcW w:w="627" w:type="pct"/>
+            <w:vAlign w:val="center"/>
           </w:tcPr>
           <w:p>
             <w:pPr>
+              <w:jc w:val="center"/>
               <w:rPr>
                 <w:szCs w:val="21"/>
               </w:rPr>
@@ -2035,13 +2014,14 @@
         </w:tc>
         <w:tc>
           <w:tcPr>
-            <w:tcW w:w="893" w:type="pct"/>
+            <w:tcW w:w="1166" w:type="pct"/>
+            <w:vAlign w:val="center"/>
           </w:tcPr>
           <w:p>
             <w:pPr>
-              <w:jc w:val="left"/>
+              <w:jc w:val="center"/>
               <w:rPr>
-                <w:szCs w:val="21"/>
+                <w:szCs w:val="24"/>
               </w:rPr>
             </w:pPr>
           </w:p>
@@ -18403,7 +18383,6 @@
     <w:name w:val="RC正文"/>
     <w:basedOn w:val="aa"/>
     <w:link w:val="RCChar"/>
-    <w:qFormat/>
     <w:rsid w:val="00D67FFE"/>
     <w:pPr>
       <w:spacing w:line="360" w:lineRule="auto"/>
@@ -18460,7 +18439,6 @@
     <w:name w:val="RC题注"/>
     <w:basedOn w:val="af0"/>
     <w:link w:val="RCChar0"/>
-    <w:qFormat/>
     <w:rsid w:val="00D87BB5"/>
     <w:pPr>
       <w:spacing w:line="300" w:lineRule="auto"/>
